--- a/documents/BMC_HSR/cover_letter_BMC_HSR_EN.docx
+++ b/documents/BMC_HSR/cover_letter_BMC_HSR_EN.docx
@@ -182,7 +182,7 @@
           <w:i w:val="0"/>
           <w:sz w:val="24"/>
         </w:rPr>
-        <w:t>The manuscript is formatted for BMC Health Services Research (main text approximately 3528 words; structured abstract 243 words, within the 350-word limit; 2 tables and 2 figures; 21 references). We have uploaded a separate title page, the anonymised main manuscript, separate editable tables and figures, and the STROBE checklist. A Highlights file is also provided as supplementary material.</w:t>
+        <w:t>The manuscript is formatted for BMC Health Services Research (main text approximately 3543 words; structured abstract 245 words, within the 350-word limit; 2 tables and 2 figures; 21 references). We have uploaded a separate title page, the anonymised main manuscript, separate editable tables and figures, and the STROBE checklist. A Highlights file is also provided as supplementary material.</w:t>
       </w:r>
     </w:p>
     <w:p>

--- a/documents/BMC_HSR/cover_letter_BMC_HSR_EN.docx
+++ b/documents/BMC_HSR/cover_letter_BMC_HSR_EN.docx
@@ -149,7 +149,7 @@
           <w:i w:val="0"/>
           <w:sz w:val="24"/>
         </w:rPr>
-        <w:t>Key findings: We studied all 335 secondary medical areas of Japan nested within 47 prefectures. Coefficients of variation for age- and sex-standardised claim ratios ranged from 53.7% (general anaesthesia) to 87.2% (epidural anaesthesia). For general anaesthesia, only 5.8% of variance lay between prefectures -- where audit policy differs -- while 94.2% occurred within prefectures where audit policy is uniform. University hospital presence was associated with the largest proportional reduction in total variance for general anaesthesia (35.8%) and was positive in all 47 prefectures, with a large effect size (Cohen's d 1.88). Sensitivity and robustness analyses—within-prefecture paired comparisons, covariate adjustment, empirical Bayes shrinkage, log-transformation, and audit-sensitivity checks (maximum audit-rate impact, code correlations and a combined general/spinal measure)—all pointed away from differential auditing as the main explanation; empirical Bayes shrinkage confirmed robustness to low-volume instability.</w:t>
+        <w:t>Key findings: We studied all 335 secondary medical areas of Japan nested within 47 prefectures. Coefficients of variation for age- and sex-standardised claim ratios ranged from 53.7% (general anaesthesia) to 87.2% (epidural anaesthesia). For general anaesthesia, only 5.8% of variance lay between prefectures -- where audit policy differs -- while 94.2% occurred within prefectures where audit policy is uniform. University hospital presence was associated with the largest proportional reduction in total variance for general anaesthesia (35.8%) and was positive in all 47 prefectures, with a large effect size (Cohen's d 1.88). Sensitivity and robustness analyses—within-prefecture paired comparisons, covariate adjustment, empirical Bayes shrinkage, log-transformation, and audit-sensitivity checks (maximum audit-rate impact, code correlations and a combined general/spinal measure)—all were more consistent with structural access than with differential auditing as the main explanation; empirical Bayes shrinkage supported robustness to low-volume instability.</w:t>
       </w:r>
     </w:p>
     <w:p>
@@ -182,7 +182,7 @@
           <w:i w:val="0"/>
           <w:sz w:val="24"/>
         </w:rPr>
-        <w:t>The manuscript is formatted for BMC Health Services Research (main text approximately 3543 words; structured abstract 245 words, within the 350-word limit; 2 tables and 2 figures; 21 references). We have uploaded a separate title page, the anonymised main manuscript, separate editable tables and figures, and the STROBE checklist. A Highlights file is also provided as supplementary material.</w:t>
+        <w:t>The manuscript is formatted for BMC Health Services Research (main text approximately 3558 words; structured abstract 247 words, within the 350-word limit; 2 tables and 2 figures; 25 references). We have uploaded a separate title page, the anonymised main manuscript, separate editable tables and figures, and the STROBE checklist. A Highlights file is also provided as supplementary material.</w:t>
       </w:r>
     </w:p>
     <w:p>

--- a/documents/BMC_HSR/cover_letter_BMC_HSR_EN.docx
+++ b/documents/BMC_HSR/cover_letter_BMC_HSR_EN.docx
@@ -160,7 +160,7 @@
           <w:i w:val="0"/>
           <w:sz w:val="24"/>
         </w:rPr>
-        <w:t>The manuscript is original, has not been previously published and is not under consideration for publication elsewhere. All authors have read and approved the submitted manuscript and have agreed to its submission to BMC Health Services Research. The study used publicly available aggregate data only; ethics committee approval was not required under the Japanese Ethical Guidelines for Medical and Biological Research Involving Human Subjects (2021 revision). The reporting follows the STROBE checklist for cross-sectional studies, which is uploaded as supplementary material. A Highlights file is also provided as optional supplementary material.</w:t>
+        <w:t>The manuscript is original, has not been previously published and is not under consideration for publication elsewhere. All authors have read and approved the submitted manuscript and have agreed to its submission to BMC Health Services Research. The study used publicly available aggregate data only; ethics committee approval was not required under the Japanese Ethical Guidelines for Medical and Biological Research Involving Human Subjects (2021 revision). The reporting follows the STROBE checklist for cross-sectional studies, which is uploaded as supplementary material.</w:t>
       </w:r>
     </w:p>
     <w:p>
@@ -182,7 +182,7 @@
           <w:i w:val="0"/>
           <w:sz w:val="24"/>
         </w:rPr>
-        <w:t>The manuscript is formatted for BMC Health Services Research (main text approximately 3558 words; structured abstract 247 words, within the 350-word limit; 2 tables and 2 figures; 25 references). We have uploaded a separate title page, the anonymised main manuscript, separate editable tables and figures, and the STROBE checklist. A Highlights file is also provided as supplementary material.</w:t>
+        <w:t>The manuscript is formatted for BMC Health Services Research (main text approximately 3558 words; structured abstract 247 words, within the 350-word limit; 2 tables and 2 figures; 25 references). We have uploaded a separate title page, the anonymised main manuscript, separate tables, high-resolution figure files, and the STROBE checklist. A Highlights file is also provided as supplementary material.</w:t>
       </w:r>
     </w:p>
     <w:p>
